--- a/output/投研舆情晨报_2026-10-19.docx
+++ b/output/投研舆情晨报_2026-10-19.docx
@@ -19,7 +19,7 @@
           <w:color w:val="8A939E"/>
           <w:sz w:val="18"/>
         </w:rPr>
-        <w:t>覆盖 6 家媒体 · 入库 15,824 条 · 去重后 1,442 条 · 识别热点 46 个</w:t>
+        <w:t>覆盖 6 家媒体 · 入库 16,108 条 · 去重后 1,694 条 · 识别热点 51 个</w:t>
       </w:r>
     </w:p>
     <w:p>
@@ -126,7 +126,255 @@
           </w:tcPr>
           <w:p>
             <w:r>
-              <w:t>0.690</w:t>
+              <w:t>0.803</w:t>
+            </w:r>
+          </w:p>
+        </w:tc>
+        <w:tc>
+          <w:tcPr>
+            <w:tcW w:type="dxa" w:w="1440"/>
+          </w:tcPr>
+          <w:p>
+            <w:r>
+              <w:t>爆点</w:t>
+            </w:r>
+          </w:p>
+        </w:tc>
+        <w:tc>
+          <w:tcPr>
+            <w:tcW w:type="dxa" w:w="1440"/>
+          </w:tcPr>
+          <w:p>
+            <w:r>
+              <w:t>金融市场</w:t>
+            </w:r>
+          </w:p>
+        </w:tc>
+        <w:tc>
+          <w:tcPr>
+            <w:tcW w:type="dxa" w:w="1440"/>
+          </w:tcPr>
+          <w:p>
+            <w:r>
+              <w:t>沪市公司周末多维度释放积极信号：回购增持持续升温 科创板龙头</w:t>
+            </w:r>
+          </w:p>
+        </w:tc>
+        <w:tc>
+          <w:tcPr>
+            <w:tcW w:type="dxa" w:w="1440"/>
+          </w:tcPr>
+          <w:p>
+            <w:r>
+              <w:t>9/2</w:t>
+            </w:r>
+          </w:p>
+        </w:tc>
+      </w:tr>
+      <w:tr>
+        <w:tc>
+          <w:tcPr>
+            <w:tcW w:type="dxa" w:w="1440"/>
+          </w:tcPr>
+          <w:p>
+            <w:r>
+              <w:t>2</w:t>
+            </w:r>
+          </w:p>
+        </w:tc>
+        <w:tc>
+          <w:tcPr>
+            <w:tcW w:type="dxa" w:w="1440"/>
+          </w:tcPr>
+          <w:p>
+            <w:r>
+              <w:t>0.788</w:t>
+            </w:r>
+          </w:p>
+        </w:tc>
+        <w:tc>
+          <w:tcPr>
+            <w:tcW w:type="dxa" w:w="1440"/>
+          </w:tcPr>
+          <w:p>
+            <w:r>
+              <w:t>爆点</w:t>
+            </w:r>
+          </w:p>
+        </w:tc>
+        <w:tc>
+          <w:tcPr>
+            <w:tcW w:type="dxa" w:w="1440"/>
+          </w:tcPr>
+          <w:p>
+            <w:r>
+              <w:t>国际市场</w:t>
+            </w:r>
+          </w:p>
+        </w:tc>
+        <w:tc>
+          <w:tcPr>
+            <w:tcW w:type="dxa" w:w="1440"/>
+          </w:tcPr>
+          <w:p>
+            <w:r>
+              <w:t>美股期货反弹，纳指期货涨1.4%，资金重返AI交易，Core</w:t>
+            </w:r>
+          </w:p>
+        </w:tc>
+        <w:tc>
+          <w:tcPr>
+            <w:tcW w:type="dxa" w:w="1440"/>
+          </w:tcPr>
+          <w:p>
+            <w:r>
+              <w:t>10/3</w:t>
+            </w:r>
+          </w:p>
+        </w:tc>
+      </w:tr>
+      <w:tr>
+        <w:tc>
+          <w:tcPr>
+            <w:tcW w:type="dxa" w:w="1440"/>
+          </w:tcPr>
+          <w:p>
+            <w:r>
+              <w:t>3</w:t>
+            </w:r>
+          </w:p>
+        </w:tc>
+        <w:tc>
+          <w:tcPr>
+            <w:tcW w:type="dxa" w:w="1440"/>
+          </w:tcPr>
+          <w:p>
+            <w:r>
+              <w:t>0.773</w:t>
+            </w:r>
+          </w:p>
+        </w:tc>
+        <w:tc>
+          <w:tcPr>
+            <w:tcW w:type="dxa" w:w="1440"/>
+          </w:tcPr>
+          <w:p>
+            <w:r>
+              <w:t>爆点</w:t>
+            </w:r>
+          </w:p>
+        </w:tc>
+        <w:tc>
+          <w:tcPr>
+            <w:tcW w:type="dxa" w:w="1440"/>
+          </w:tcPr>
+          <w:p>
+            <w:r>
+              <w:t>综合</w:t>
+            </w:r>
+          </w:p>
+        </w:tc>
+        <w:tc>
+          <w:tcPr>
+            <w:tcW w:type="dxa" w:w="1440"/>
+          </w:tcPr>
+          <w:p>
+            <w:r>
+              <w:t>东兴证券：2026年第三季度营业收入为979165745.3</w:t>
+            </w:r>
+          </w:p>
+        </w:tc>
+        <w:tc>
+          <w:tcPr>
+            <w:tcW w:type="dxa" w:w="1440"/>
+          </w:tcPr>
+          <w:p>
+            <w:r>
+              <w:t>6/3</w:t>
+            </w:r>
+          </w:p>
+        </w:tc>
+      </w:tr>
+      <w:tr>
+        <w:tc>
+          <w:tcPr>
+            <w:tcW w:type="dxa" w:w="1440"/>
+          </w:tcPr>
+          <w:p>
+            <w:r>
+              <w:t>4</w:t>
+            </w:r>
+          </w:p>
+        </w:tc>
+        <w:tc>
+          <w:tcPr>
+            <w:tcW w:type="dxa" w:w="1440"/>
+          </w:tcPr>
+          <w:p>
+            <w:r>
+              <w:t>0.754</w:t>
+            </w:r>
+          </w:p>
+        </w:tc>
+        <w:tc>
+          <w:tcPr>
+            <w:tcW w:type="dxa" w:w="1440"/>
+          </w:tcPr>
+          <w:p>
+            <w:r>
+              <w:t>爆点</w:t>
+            </w:r>
+          </w:p>
+        </w:tc>
+        <w:tc>
+          <w:tcPr>
+            <w:tcW w:type="dxa" w:w="1440"/>
+          </w:tcPr>
+          <w:p>
+            <w:r>
+              <w:t>综合</w:t>
+            </w:r>
+          </w:p>
+        </w:tc>
+        <w:tc>
+          <w:tcPr>
+            <w:tcW w:type="dxa" w:w="1440"/>
+          </w:tcPr>
+          <w:p>
+            <w:r>
+              <w:t>胡塞武装称击落一架沙特“卡里亚尔”武装侦察无人机</w:t>
+            </w:r>
+          </w:p>
+        </w:tc>
+        <w:tc>
+          <w:tcPr>
+            <w:tcW w:type="dxa" w:w="1440"/>
+          </w:tcPr>
+          <w:p>
+            <w:r>
+              <w:t>5/3</w:t>
+            </w:r>
+          </w:p>
+        </w:tc>
+      </w:tr>
+      <w:tr>
+        <w:tc>
+          <w:tcPr>
+            <w:tcW w:type="dxa" w:w="1440"/>
+          </w:tcPr>
+          <w:p>
+            <w:r>
+              <w:t>5</w:t>
+            </w:r>
+          </w:p>
+        </w:tc>
+        <w:tc>
+          <w:tcPr>
+            <w:tcW w:type="dxa" w:w="1440"/>
+          </w:tcPr>
+          <w:p>
+            <w:r>
+              <w:t>0.720</w:t>
             </w:r>
           </w:p>
         </w:tc>
@@ -178,7 +426,7 @@
           </w:tcPr>
           <w:p>
             <w:r>
-              <w:t>2</w:t>
+              <w:t>6</w:t>
             </w:r>
           </w:p>
         </w:tc>
@@ -188,7 +436,7 @@
           </w:tcPr>
           <w:p>
             <w:r>
-              <w:t>0.657</w:t>
+              <w:t>0.697</w:t>
             </w:r>
           </w:p>
         </w:tc>
@@ -198,7 +446,7 @@
           </w:tcPr>
           <w:p>
             <w:r>
-              <w:t>爆点</w:t>
+              <w:t>高热</w:t>
             </w:r>
           </w:p>
         </w:tc>
@@ -218,7 +466,7 @@
           </w:tcPr>
           <w:p>
             <w:r>
-              <w:t>沪市公司周末多维度释放积极信号：回购增持持续升温 科创板龙头</w:t>
+              <w:t>证监会：全力维护资本市场安全稳定，近期将推出四项举措，完善违</w:t>
             </w:r>
           </w:p>
         </w:tc>
@@ -228,7 +476,7 @@
           </w:tcPr>
           <w:p>
             <w:r>
-              <w:t>10/2</w:t>
+              <w:t>8/2</w:t>
             </w:r>
           </w:p>
         </w:tc>
@@ -240,7 +488,7 @@
           </w:tcPr>
           <w:p>
             <w:r>
-              <w:t>3</w:t>
+              <w:t>7</w:t>
             </w:r>
           </w:p>
         </w:tc>
@@ -250,7 +498,7 @@
           </w:tcPr>
           <w:p>
             <w:r>
-              <w:t>0.657</w:t>
+              <w:t>0.697</w:t>
             </w:r>
           </w:p>
         </w:tc>
@@ -260,7 +508,69 @@
           </w:tcPr>
           <w:p>
             <w:r>
-              <w:t>爆点</w:t>
+              <w:t>高热</w:t>
+            </w:r>
+          </w:p>
+        </w:tc>
+        <w:tc>
+          <w:tcPr>
+            <w:tcW w:type="dxa" w:w="1440"/>
+          </w:tcPr>
+          <w:p>
+            <w:r>
+              <w:t>宏观政策</w:t>
+            </w:r>
+          </w:p>
+        </w:tc>
+        <w:tc>
+          <w:tcPr>
+            <w:tcW w:type="dxa" w:w="1440"/>
+          </w:tcPr>
+          <w:p>
+            <w:r>
+              <w:t>（经济观察）前三季度中国经济“成绩单”：外贸提速、新动能显效</w:t>
+            </w:r>
+          </w:p>
+        </w:tc>
+        <w:tc>
+          <w:tcPr>
+            <w:tcW w:type="dxa" w:w="1440"/>
+          </w:tcPr>
+          <w:p>
+            <w:r>
+              <w:t>8/2</w:t>
+            </w:r>
+          </w:p>
+        </w:tc>
+      </w:tr>
+      <w:tr>
+        <w:tc>
+          <w:tcPr>
+            <w:tcW w:type="dxa" w:w="1440"/>
+          </w:tcPr>
+          <w:p>
+            <w:r>
+              <w:t>8</w:t>
+            </w:r>
+          </w:p>
+        </w:tc>
+        <w:tc>
+          <w:tcPr>
+            <w:tcW w:type="dxa" w:w="1440"/>
+          </w:tcPr>
+          <w:p>
+            <w:r>
+              <w:t>0.688</w:t>
+            </w:r>
+          </w:p>
+        </w:tc>
+        <w:tc>
+          <w:tcPr>
+            <w:tcW w:type="dxa" w:w="1440"/>
+          </w:tcPr>
+          <w:p>
+            <w:r>
+              <w:t>高热</w:t>
             </w:r>
           </w:p>
         </w:tc>
@@ -302,7 +612,7 @@
           </w:tcPr>
           <w:p>
             <w:r>
-              <w:t>4</w:t>
+              <w:t>9</w:t>
             </w:r>
           </w:p>
         </w:tc>
@@ -312,7 +622,7 @@
           </w:tcPr>
           <w:p>
             <w:r>
-              <w:t>0.581</w:t>
+              <w:t>0.688</w:t>
             </w:r>
           </w:p>
         </w:tc>
@@ -322,7 +632,7 @@
           </w:tcPr>
           <w:p>
             <w:r>
-              <w:t>爆点</w:t>
+              <w:t>高热</w:t>
             </w:r>
           </w:p>
         </w:tc>
@@ -332,7 +642,7 @@
           </w:tcPr>
           <w:p>
             <w:r>
-              <w:t>综合</w:t>
+              <w:t>金融市场</w:t>
             </w:r>
           </w:p>
         </w:tc>
@@ -342,7 +652,7 @@
           </w:tcPr>
           <w:p>
             <w:r>
-              <w:t>东兴证券：2026年第三季度营业收入为979165745.3</w:t>
+              <w:t>中原证券邓淑斌：主动ETF标志长钱入市升级 与回购增持形成双</w:t>
             </w:r>
           </w:p>
         </w:tc>
@@ -352,7 +662,7 @@
           </w:tcPr>
           <w:p>
             <w:r>
-              <w:t>4/3</w:t>
+              <w:t>6/3</w:t>
             </w:r>
           </w:p>
         </w:tc>
@@ -364,7 +674,7 @@
           </w:tcPr>
           <w:p>
             <w:r>
-              <w:t>5</w:t>
+              <w:t>10</w:t>
             </w:r>
           </w:p>
         </w:tc>
@@ -374,7 +684,7 @@
           </w:tcPr>
           <w:p>
             <w:r>
-              <w:t>0.561</w:t>
+              <w:t>0.685</w:t>
             </w:r>
           </w:p>
         </w:tc>
@@ -404,69 +714,7 @@
           </w:tcPr>
           <w:p>
             <w:r>
-              <w:t>长江流域维持阴雨模式 新一股较强冷空气携大风降温来袭</w:t>
-            </w:r>
-          </w:p>
-        </w:tc>
-        <w:tc>
-          <w:tcPr>
-            <w:tcW w:type="dxa" w:w="1440"/>
-          </w:tcPr>
-          <w:p>
-            <w:r>
-              <w:t>4/2</w:t>
-            </w:r>
-          </w:p>
-        </w:tc>
-      </w:tr>
-      <w:tr>
-        <w:tc>
-          <w:tcPr>
-            <w:tcW w:type="dxa" w:w="1440"/>
-          </w:tcPr>
-          <w:p>
-            <w:r>
-              <w:t>6</w:t>
-            </w:r>
-          </w:p>
-        </w:tc>
-        <w:tc>
-          <w:tcPr>
-            <w:tcW w:type="dxa" w:w="1440"/>
-          </w:tcPr>
-          <w:p>
-            <w:r>
-              <w:t>0.557</w:t>
-            </w:r>
-          </w:p>
-        </w:tc>
-        <w:tc>
-          <w:tcPr>
-            <w:tcW w:type="dxa" w:w="1440"/>
-          </w:tcPr>
-          <w:p>
-            <w:r>
-              <w:t>高热</w:t>
-            </w:r>
-          </w:p>
-        </w:tc>
-        <w:tc>
-          <w:tcPr>
-            <w:tcW w:type="dxa" w:w="1440"/>
-          </w:tcPr>
-          <w:p>
-            <w:r>
-              <w:t>综合</w:t>
-            </w:r>
-          </w:p>
-        </w:tc>
-        <w:tc>
-          <w:tcPr>
-            <w:tcW w:type="dxa" w:w="1440"/>
-          </w:tcPr>
-          <w:p>
-            <w:r>
-              <w:t>博盈特焊：拟购买苏州罗克莱海洋装备股份有限公司55%股权 1</w:t>
+              <w:t>上半年现金流出1.82亿元反分红1.49亿元，摘帽后的ST绝</w:t>
             </w:r>
           </w:p>
         </w:tc>
@@ -477,254 +725,6 @@
           <w:p>
             <w:r>
               <w:t>5/2</w:t>
-            </w:r>
-          </w:p>
-        </w:tc>
-      </w:tr>
-      <w:tr>
-        <w:tc>
-          <w:tcPr>
-            <w:tcW w:type="dxa" w:w="1440"/>
-          </w:tcPr>
-          <w:p>
-            <w:r>
-              <w:t>7</w:t>
-            </w:r>
-          </w:p>
-        </w:tc>
-        <w:tc>
-          <w:tcPr>
-            <w:tcW w:type="dxa" w:w="1440"/>
-          </w:tcPr>
-          <w:p>
-            <w:r>
-              <w:t>0.534</w:t>
-            </w:r>
-          </w:p>
-        </w:tc>
-        <w:tc>
-          <w:tcPr>
-            <w:tcW w:type="dxa" w:w="1440"/>
-          </w:tcPr>
-          <w:p>
-            <w:r>
-              <w:t>高热</w:t>
-            </w:r>
-          </w:p>
-        </w:tc>
-        <w:tc>
-          <w:tcPr>
-            <w:tcW w:type="dxa" w:w="1440"/>
-          </w:tcPr>
-          <w:p>
-            <w:r>
-              <w:t>综合</w:t>
-            </w:r>
-          </w:p>
-        </w:tc>
-        <w:tc>
-          <w:tcPr>
-            <w:tcW w:type="dxa" w:w="1440"/>
-          </w:tcPr>
-          <w:p>
-            <w:r>
-              <w:t>恒力石化：预计前三季度净利润为102.56亿元左右，同比增加</w:t>
-            </w:r>
-          </w:p>
-        </w:tc>
-        <w:tc>
-          <w:tcPr>
-            <w:tcW w:type="dxa" w:w="1440"/>
-          </w:tcPr>
-          <w:p>
-            <w:r>
-              <w:t>4/2</w:t>
-            </w:r>
-          </w:p>
-        </w:tc>
-      </w:tr>
-      <w:tr>
-        <w:tc>
-          <w:tcPr>
-            <w:tcW w:type="dxa" w:w="1440"/>
-          </w:tcPr>
-          <w:p>
-            <w:r>
-              <w:t>8</w:t>
-            </w:r>
-          </w:p>
-        </w:tc>
-        <w:tc>
-          <w:tcPr>
-            <w:tcW w:type="dxa" w:w="1440"/>
-          </w:tcPr>
-          <w:p>
-            <w:r>
-              <w:t>0.484</w:t>
-            </w:r>
-          </w:p>
-        </w:tc>
-        <w:tc>
-          <w:tcPr>
-            <w:tcW w:type="dxa" w:w="1440"/>
-          </w:tcPr>
-          <w:p>
-            <w:r>
-              <w:t>高热</w:t>
-            </w:r>
-          </w:p>
-        </w:tc>
-        <w:tc>
-          <w:tcPr>
-            <w:tcW w:type="dxa" w:w="1440"/>
-          </w:tcPr>
-          <w:p>
-            <w:r>
-              <w:t>综合</w:t>
-            </w:r>
-          </w:p>
-        </w:tc>
-        <w:tc>
-          <w:tcPr>
-            <w:tcW w:type="dxa" w:w="1440"/>
-          </w:tcPr>
-          <w:p>
-            <w:r>
-              <w:t>603517、603838，将“摘帽”！明日停牌</w:t>
-            </w:r>
-          </w:p>
-        </w:tc>
-        <w:tc>
-          <w:tcPr>
-            <w:tcW w:type="dxa" w:w="1440"/>
-          </w:tcPr>
-          <w:p>
-            <w:r>
-              <w:t>3/2</w:t>
-            </w:r>
-          </w:p>
-        </w:tc>
-      </w:tr>
-      <w:tr>
-        <w:tc>
-          <w:tcPr>
-            <w:tcW w:type="dxa" w:w="1440"/>
-          </w:tcPr>
-          <w:p>
-            <w:r>
-              <w:t>9</w:t>
-            </w:r>
-          </w:p>
-        </w:tc>
-        <w:tc>
-          <w:tcPr>
-            <w:tcW w:type="dxa" w:w="1440"/>
-          </w:tcPr>
-          <w:p>
-            <w:r>
-              <w:t>0.484</w:t>
-            </w:r>
-          </w:p>
-        </w:tc>
-        <w:tc>
-          <w:tcPr>
-            <w:tcW w:type="dxa" w:w="1440"/>
-          </w:tcPr>
-          <w:p>
-            <w:r>
-              <w:t>高热</w:t>
-            </w:r>
-          </w:p>
-        </w:tc>
-        <w:tc>
-          <w:tcPr>
-            <w:tcW w:type="dxa" w:w="1440"/>
-          </w:tcPr>
-          <w:p>
-            <w:r>
-              <w:t>综合</w:t>
-            </w:r>
-          </w:p>
-        </w:tc>
-        <w:tc>
-          <w:tcPr>
-            <w:tcW w:type="dxa" w:w="1440"/>
-          </w:tcPr>
-          <w:p>
-            <w:r>
-              <w:t>广西壮族自治区党委常委会召开会议 通报国家监委对黄日波进行监</w:t>
-            </w:r>
-          </w:p>
-        </w:tc>
-        <w:tc>
-          <w:tcPr>
-            <w:tcW w:type="dxa" w:w="1440"/>
-          </w:tcPr>
-          <w:p>
-            <w:r>
-              <w:t>3/2</w:t>
-            </w:r>
-          </w:p>
-        </w:tc>
-      </w:tr>
-      <w:tr>
-        <w:tc>
-          <w:tcPr>
-            <w:tcW w:type="dxa" w:w="1440"/>
-          </w:tcPr>
-          <w:p>
-            <w:r>
-              <w:t>10</w:t>
-            </w:r>
-          </w:p>
-        </w:tc>
-        <w:tc>
-          <w:tcPr>
-            <w:tcW w:type="dxa" w:w="1440"/>
-          </w:tcPr>
-          <w:p>
-            <w:r>
-              <w:t>0.484</w:t>
-            </w:r>
-          </w:p>
-        </w:tc>
-        <w:tc>
-          <w:tcPr>
-            <w:tcW w:type="dxa" w:w="1440"/>
-          </w:tcPr>
-          <w:p>
-            <w:r>
-              <w:t>高热</w:t>
-            </w:r>
-          </w:p>
-        </w:tc>
-        <w:tc>
-          <w:tcPr>
-            <w:tcW w:type="dxa" w:w="1440"/>
-          </w:tcPr>
-          <w:p>
-            <w:r>
-              <w:t>综合</w:t>
-            </w:r>
-          </w:p>
-        </w:tc>
-        <w:tc>
-          <w:tcPr>
-            <w:tcW w:type="dxa" w:w="1440"/>
-          </w:tcPr>
-          <w:p>
-            <w:r>
-              <w:t>信达证券：2026年第三季度归属于上市公司股东的净利润为19</w:t>
-            </w:r>
-          </w:p>
-        </w:tc>
-        <w:tc>
-          <w:tcPr>
-            <w:tcW w:type="dxa" w:w="1440"/>
-          </w:tcPr>
-          <w:p>
-            <w:r>
-              <w:t>3/2</w:t>
             </w:r>
           </w:p>
         </w:tc>
@@ -746,7 +746,7 @@
         <w:pStyle w:val="Heading2"/>
       </w:pPr>
       <w:r>
-        <w:t>利好！A股科技巨头，密集出手回购！603019，最高5亿元</w:t>
+        <w:t>沪市公司周末多维度释放积极信号：回购增持持续升温 科创板龙头业绩密集预喜</w:t>
       </w:r>
     </w:p>
     <w:p>
@@ -755,7 +755,7 @@
           <w:color w:val="8A939E"/>
           <w:sz w:val="18"/>
         </w:rPr>
-        <w:t>热度 0.690（爆点）· 9 篇 / 2 家媒体 · 金融市场</w:t>
+        <w:t>热度 0.803（爆点）· 9 篇 / 2 家媒体 · 金融市场</w:t>
       </w:r>
     </w:p>
     <w:p>
@@ -767,7 +767,303 @@
         <w:t>事件概述：</w:t>
       </w:r>
       <w:r>
-        <w:t>「利好！A股科技巨头，密集出手回购！603019，最高5亿元」由 9 篇报道聚合而成，覆盖 2 家媒体，热度 0.69（爆点），所属板块类目：金融市场。</w:t>
+        <w:t>「沪市公司周末多维度释放积极信号：回购增持持续升温 科创板龙头业绩密集预喜」由 9 篇报道聚合而成，覆盖 2 家媒体，热度 0.803（爆点），所属板块类目：金融市场。</w:t>
+      </w:r>
+    </w:p>
+    <w:p>
+      <w:r>
+        <w:rPr>
+          <w:b/>
+          <w:color w:val="16324F"/>
+        </w:rPr>
+        <w:t>关键信息：</w:t>
+      </w:r>
+      <w:r>
+        <w:t>沪市公司周末多维度释放积极信号：回购增持持续升温 科创板龙头业绩密集预喜；近30家沪市主板公司释放积极信号；科创板多赛道龙头业绩、研发、回购“密集报喜”</w:t>
+      </w:r>
+    </w:p>
+    <w:p>
+      <w:r>
+        <w:rPr>
+          <w:b/>
+          <w:color w:val="16324F"/>
+        </w:rPr>
+        <w:t>市场影响：</w:t>
+      </w:r>
+      <w:r>
+        <w:t>关联板块代码：本簇未携带板块标签。（LLM 不可用，未生成研判，以上为检索与统计事实）</w:t>
+      </w:r>
+    </w:p>
+    <w:p>
+      <w:r>
+        <w:rPr>
+          <w:b/>
+          <w:color w:val="16324F"/>
+        </w:rPr>
+        <w:t>关注要点：</w:t>
+      </w:r>
+      <w:r>
+        <w:t>建议人工复核该事件的后续进展与板块联动。</w:t>
+      </w:r>
+    </w:p>
+    <w:p>
+      <w:r>
+        <w:rPr>
+          <w:color w:val="8A939E"/>
+          <w:sz w:val="17"/>
+        </w:rPr>
+        <w:t>引用：[1]沪市公司周末多维度释放积极信号：回购增持持续升温 科 / [2]近30家沪市主板公司释放积极信号 / [3]科创板多赛道龙头业绩、研发、回购“密集报喜” / [4]科创板迈入业绩兑现期 多赛道龙头业绩、研发密集报喜</w:t>
+      </w:r>
+    </w:p>
+    <w:p>
+      <w:pPr>
+        <w:pStyle w:val="Heading2"/>
+      </w:pPr>
+      <w:r>
+        <w:t>美股期货反弹，纳指期货涨1.4%，资金重返AI交易，CoreWeave上周暴跌25%</w:t>
+      </w:r>
+    </w:p>
+    <w:p>
+      <w:r>
+        <w:rPr>
+          <w:color w:val="8A939E"/>
+          <w:sz w:val="18"/>
+        </w:rPr>
+        <w:t>热度 0.788（爆点）· 10 篇 / 3 家媒体 · 国际市场</w:t>
+      </w:r>
+    </w:p>
+    <w:p>
+      <w:r>
+        <w:rPr>
+          <w:b/>
+          <w:color w:val="16324F"/>
+        </w:rPr>
+        <w:t>事件概述：</w:t>
+      </w:r>
+      <w:r>
+        <w:t>「美股期货反弹，纳指期货涨1.4%，资金重返AI交易，CoreWeave上周暴跌25%」由 10 篇报道聚合而成，覆盖 3 家媒体，热度 0.788（爆点），所属板块类目：国际市场。</w:t>
+      </w:r>
+    </w:p>
+    <w:p>
+      <w:r>
+        <w:rPr>
+          <w:b/>
+          <w:color w:val="16324F"/>
+        </w:rPr>
+        <w:t>关键信息：</w:t>
+      </w:r>
+      <w:r>
+        <w:t>美股期货反弹，纳指期货涨1.4%，资金重返AI交易，CoreWeave上周暴跌2；盘前：纳斯达克100指数期货上涨1.3% 市场看好本周Meta、特斯拉财报稳住大；AI股抛售潮过后 美股有望反弹</w:t>
+      </w:r>
+    </w:p>
+    <w:p>
+      <w:r>
+        <w:rPr>
+          <w:b/>
+          <w:color w:val="16324F"/>
+        </w:rPr>
+        <w:t>市场影响：</w:t>
+      </w:r>
+      <w:r>
+        <w:t>关联板块代码：本簇未携带板块标签。（LLM 不可用，未生成研判，以上为检索与统计事实）</w:t>
+      </w:r>
+    </w:p>
+    <w:p>
+      <w:r>
+        <w:rPr>
+          <w:b/>
+          <w:color w:val="16324F"/>
+        </w:rPr>
+        <w:t>关注要点：</w:t>
+      </w:r>
+      <w:r>
+        <w:t>建议人工复核该事件的后续进展与板块联动。</w:t>
+      </w:r>
+    </w:p>
+    <w:p>
+      <w:r>
+        <w:rPr>
+          <w:color w:val="8A939E"/>
+          <w:sz w:val="17"/>
+        </w:rPr>
+        <w:t>引用：[1]美股期货反弹，纳指期货涨1.4%，资金重返AI交易， / [2]盘前：纳斯达克100指数期货上涨1.3% 市场看好本 / [3]AI股抛售潮过后 美股有望反弹 / [4]美股期货亚市盘初走高，标普500指数期货上涨0.3%</w:t>
+      </w:r>
+    </w:p>
+    <w:p>
+      <w:pPr>
+        <w:pStyle w:val="Heading2"/>
+      </w:pPr>
+      <w:r>
+        <w:t>东兴证券：2026年第三季度营业收入为979165745.37元</w:t>
+      </w:r>
+    </w:p>
+    <w:p>
+      <w:r>
+        <w:rPr>
+          <w:color w:val="8A939E"/>
+          <w:sz w:val="18"/>
+        </w:rPr>
+        <w:t>热度 0.773（爆点）· 6 篇 / 3 家媒体 · 综合</w:t>
+      </w:r>
+    </w:p>
+    <w:p>
+      <w:r>
+        <w:rPr>
+          <w:b/>
+          <w:color w:val="16324F"/>
+        </w:rPr>
+        <w:t>事件概述：</w:t>
+      </w:r>
+      <w:r>
+        <w:t>「东兴证券：2026年第三季度营业收入为979165745.37元」由 6 篇报道聚合而成，覆盖 3 家媒体，热度 0.773（爆点），所属板块类目：综合。</w:t>
+      </w:r>
+    </w:p>
+    <w:p>
+      <w:r>
+        <w:rPr>
+          <w:b/>
+          <w:color w:val="16324F"/>
+        </w:rPr>
+        <w:t>关键信息：</w:t>
+      </w:r>
+      <w:r>
+        <w:t>东兴证券：2026年第三季度营业收入为979165745.37元；东兴、信达“最后成绩单”交卷：营收、净利双双下滑，自营收入环比大降；东兴证券：前三季度归母净利润16.11亿元，同比增长0.75%</w:t>
+      </w:r>
+    </w:p>
+    <w:p>
+      <w:r>
+        <w:rPr>
+          <w:b/>
+          <w:color w:val="16324F"/>
+        </w:rPr>
+        <w:t>市场影响：</w:t>
+      </w:r>
+      <w:r>
+        <w:t>关联板块代码：本簇未携带板块标签。（LLM 不可用，未生成研判，以上为检索与统计事实）</w:t>
+      </w:r>
+    </w:p>
+    <w:p>
+      <w:r>
+        <w:rPr>
+          <w:b/>
+          <w:color w:val="16324F"/>
+        </w:rPr>
+        <w:t>关注要点：</w:t>
+      </w:r>
+      <w:r>
+        <w:t>建议人工复核该事件的后续进展与板块联动。</w:t>
+      </w:r>
+    </w:p>
+    <w:p>
+      <w:r>
+        <w:rPr>
+          <w:color w:val="8A939E"/>
+          <w:sz w:val="17"/>
+        </w:rPr>
+        <w:t>引用：[1]东兴证券：2026年第三季度营业收入为9791657 / [2]东兴、信达“最后成绩单”交卷：营收、净利双双下滑，自 / [3]东兴证券：前三季度归母净利润16.11亿元，同比增长 / [4]科大讯飞：2026年第三季度营业收入同比增长7.99</w:t>
+      </w:r>
+    </w:p>
+    <w:p>
+      <w:pPr>
+        <w:pStyle w:val="Heading2"/>
+      </w:pPr>
+      <w:r>
+        <w:t>胡塞武装称击落一架沙特“卡里亚尔”武装侦察无人机</w:t>
+      </w:r>
+    </w:p>
+    <w:p>
+      <w:r>
+        <w:rPr>
+          <w:color w:val="8A939E"/>
+          <w:sz w:val="18"/>
+        </w:rPr>
+        <w:t>热度 0.754（爆点）· 5 篇 / 3 家媒体 · 综合</w:t>
+      </w:r>
+    </w:p>
+    <w:p>
+      <w:r>
+        <w:rPr>
+          <w:b/>
+          <w:color w:val="16324F"/>
+        </w:rPr>
+        <w:t>事件概述：</w:t>
+      </w:r>
+      <w:r>
+        <w:t>「胡塞武装称击落一架沙特“卡里亚尔”武装侦察无人机」由 5 篇报道聚合而成，覆盖 3 家媒体，热度 0.754（爆点），所属板块类目：综合。</w:t>
+      </w:r>
+    </w:p>
+    <w:p>
+      <w:r>
+        <w:rPr>
+          <w:b/>
+          <w:color w:val="16324F"/>
+        </w:rPr>
+        <w:t>关键信息：</w:t>
+      </w:r>
+      <w:r>
+        <w:t>胡塞武装称击落一架沙特“卡里亚尔”武装侦察无人机；也门胡塞武装称击落沙特方面一架“阿帕奇”直升机；沙特联军称在东部省拦截并摧毁一架无人机</w:t>
+      </w:r>
+    </w:p>
+    <w:p>
+      <w:r>
+        <w:rPr>
+          <w:b/>
+          <w:color w:val="16324F"/>
+        </w:rPr>
+        <w:t>市场影响：</w:t>
+      </w:r>
+      <w:r>
+        <w:t>关联板块代码：BK0704。（LLM 不可用，未生成研判，以上为检索与统计事实）</w:t>
+      </w:r>
+    </w:p>
+    <w:p>
+      <w:r>
+        <w:rPr>
+          <w:b/>
+          <w:color w:val="16324F"/>
+        </w:rPr>
+        <w:t>关注要点：</w:t>
+      </w:r>
+      <w:r>
+        <w:t>建议人工复核该事件的后续进展与板块联动。</w:t>
+      </w:r>
+    </w:p>
+    <w:p>
+      <w:r>
+        <w:rPr>
+          <w:color w:val="8A939E"/>
+          <w:sz w:val="17"/>
+        </w:rPr>
+        <w:t>引用：[1]胡塞武装称击落一架沙特“卡里亚尔”武装侦察无人机 / [2]也门胡塞武装称击落沙特方面一架“阿帕奇”直升机 / [3]沙特联军称在东部省拦截并摧毁一架无人机 / [4]胡塞武装公布击落沙特AH-6i型直升机画面</w:t>
+      </w:r>
+    </w:p>
+    <w:p>
+      <w:pPr>
+        <w:pStyle w:val="Heading2"/>
+      </w:pPr>
+      <w:r>
+        <w:t>利好！A股科技巨头，密集出手回购！603019，最高5亿元</w:t>
+      </w:r>
+    </w:p>
+    <w:p>
+      <w:r>
+        <w:rPr>
+          <w:color w:val="8A939E"/>
+          <w:sz w:val="18"/>
+        </w:rPr>
+        <w:t>热度 0.720（爆点）· 9 篇 / 2 家媒体 · 金融市场</w:t>
+      </w:r>
+    </w:p>
+    <w:p>
+      <w:r>
+        <w:rPr>
+          <w:b/>
+          <w:color w:val="16324F"/>
+        </w:rPr>
+        <w:t>事件概述：</w:t>
+      </w:r>
+      <w:r>
+        <w:t>「利好！A股科技巨头，密集出手回购！603019，最高5亿元」由 9 篇报道聚合而成，覆盖 2 家媒体，热度 0.72（爆点），所属板块类目：金融市场。</w:t>
       </w:r>
     </w:p>
     <w:p>
@@ -817,302 +1113,6 @@
     </w:p>
     <w:p>
       <w:pPr>
-        <w:pStyle w:val="Heading2"/>
-      </w:pPr>
-      <w:r>
-        <w:t>沪市公司周末多维度释放积极信号：回购增持持续升温 科创板龙头业绩密集预喜</w:t>
-      </w:r>
-    </w:p>
-    <w:p>
-      <w:r>
-        <w:rPr>
-          <w:color w:val="8A939E"/>
-          <w:sz w:val="18"/>
-        </w:rPr>
-        <w:t>热度 0.657（爆点）· 10 篇 / 2 家媒体 · 金融市场</w:t>
-      </w:r>
-    </w:p>
-    <w:p>
-      <w:r>
-        <w:rPr>
-          <w:b/>
-          <w:color w:val="16324F"/>
-        </w:rPr>
-        <w:t>事件概述：</w:t>
-      </w:r>
-      <w:r>
-        <w:t>「沪市公司周末多维度释放积极信号：回购增持持续升温 科创板龙头业绩密集预喜」由 10 篇报道聚合而成，覆盖 2 家媒体，热度 0.657（爆点），所属板块类目：金融市场。</w:t>
-      </w:r>
-    </w:p>
-    <w:p>
-      <w:r>
-        <w:rPr>
-          <w:b/>
-          <w:color w:val="16324F"/>
-        </w:rPr>
-        <w:t>关键信息：</w:t>
-      </w:r>
-      <w:r>
-        <w:t>沪市公司周末多维度释放积极信号：回购增持持续升温 科创板龙头业绩密集预喜；科创板多赛道龙头业绩、研发、回购“密集报喜”；科创板迈入业绩兑现期 多赛道龙头业绩、研发密集报喜</w:t>
-      </w:r>
-    </w:p>
-    <w:p>
-      <w:r>
-        <w:rPr>
-          <w:b/>
-          <w:color w:val="16324F"/>
-        </w:rPr>
-        <w:t>市场影响：</w:t>
-      </w:r>
-      <w:r>
-        <w:t>关联板块代码：本簇未携带板块标签。（LLM 不可用，未生成研判，以上为检索与统计事实）</w:t>
-      </w:r>
-    </w:p>
-    <w:p>
-      <w:r>
-        <w:rPr>
-          <w:b/>
-          <w:color w:val="16324F"/>
-        </w:rPr>
-        <w:t>关注要点：</w:t>
-      </w:r>
-      <w:r>
-        <w:t>建议人工复核该事件的后续进展与板块联动。</w:t>
-      </w:r>
-    </w:p>
-    <w:p>
-      <w:r>
-        <w:rPr>
-          <w:color w:val="8A939E"/>
-          <w:sz w:val="17"/>
-        </w:rPr>
-        <w:t>引用：[1]沪市公司周末多维度释放积极信号：回购增持持续升温 科 / [2]科创板多赛道龙头业绩、研发、回购“密集报喜” / [3]科创板迈入业绩兑现期 多赛道龙头业绩、研发密集报喜 / [4]回购+业绩预增潮持续 哪些公司拔得头筹？（附名单）</w:t>
-      </w:r>
-    </w:p>
-    <w:p>
-      <w:pPr>
-        <w:pStyle w:val="Heading2"/>
-      </w:pPr>
-      <w:r>
-        <w:t>日经225指数低开0.9%，韩国首尔综指低开3.2%。 SK海力士股价下跌4%、</w:t>
-      </w:r>
-    </w:p>
-    <w:p>
-      <w:r>
-        <w:rPr>
-          <w:color w:val="8A939E"/>
-          <w:sz w:val="18"/>
-        </w:rPr>
-        <w:t>热度 0.657（爆点）· 6 篇 / 3 家媒体 · 综合</w:t>
-      </w:r>
-    </w:p>
-    <w:p>
-      <w:r>
-        <w:rPr>
-          <w:b/>
-          <w:color w:val="16324F"/>
-        </w:rPr>
-        <w:t>事件概述：</w:t>
-      </w:r>
-      <w:r>
-        <w:t>「日经225指数低开0.9%，韩国首尔综指低开3.2%。 SK海力士股价下跌4%、」由 6 篇报道聚合而成，覆盖 3 家媒体，热度 0.657（爆点），所属板块类目：综合。</w:t>
-      </w:r>
-    </w:p>
-    <w:p>
-      <w:r>
-        <w:rPr>
-          <w:b/>
-          <w:color w:val="16324F"/>
-        </w:rPr>
-        <w:t>关键信息：</w:t>
-      </w:r>
-      <w:r>
-        <w:t>日经225指数低开0.9%，韩国首尔综指低开3.2%。 SK海力士股价下跌4%、；日韩股市，开盘下跌；存储双雄，开盘大跌</w:t>
-      </w:r>
-    </w:p>
-    <w:p>
-      <w:r>
-        <w:rPr>
-          <w:b/>
-          <w:color w:val="16324F"/>
-        </w:rPr>
-        <w:t>市场影响：</w:t>
-      </w:r>
-      <w:r>
-        <w:t>关联板块代码：本簇未携带板块标签。（LLM 不可用，未生成研判，以上为检索与统计事实）</w:t>
-      </w:r>
-    </w:p>
-    <w:p>
-      <w:r>
-        <w:rPr>
-          <w:b/>
-          <w:color w:val="16324F"/>
-        </w:rPr>
-        <w:t>关注要点：</w:t>
-      </w:r>
-      <w:r>
-        <w:t>建议人工复核该事件的后续进展与板块联动。</w:t>
-      </w:r>
-    </w:p>
-    <w:p>
-      <w:r>
-        <w:rPr>
-          <w:color w:val="8A939E"/>
-          <w:sz w:val="17"/>
-        </w:rPr>
-        <w:t>引用：[1]日经225指数低开0.9%，韩国首尔综指低开3.2% / [2]日韩股市，开盘下跌 / [3]存储双雄，开盘大跌 / [4]韩国首尔综指转涨，受三星上涨和本地基金买入提振，此前</w:t>
-      </w:r>
-    </w:p>
-    <w:p>
-      <w:pPr>
-        <w:pStyle w:val="Heading2"/>
-      </w:pPr>
-      <w:r>
-        <w:t>东兴证券：2026年第三季度营业收入为979165745.37元</w:t>
-      </w:r>
-    </w:p>
-    <w:p>
-      <w:r>
-        <w:rPr>
-          <w:color w:val="8A939E"/>
-          <w:sz w:val="18"/>
-        </w:rPr>
-        <w:t>热度 0.581（爆点）· 4 篇 / 3 家媒体 · 综合</w:t>
-      </w:r>
-    </w:p>
-    <w:p>
-      <w:r>
-        <w:rPr>
-          <w:b/>
-          <w:color w:val="16324F"/>
-        </w:rPr>
-        <w:t>事件概述：</w:t>
-      </w:r>
-      <w:r>
-        <w:t>「东兴证券：2026年第三季度营业收入为979165745.37元」由 4 篇报道聚合而成，覆盖 3 家媒体，热度 0.581（爆点），所属板块类目：综合。</w:t>
-      </w:r>
-    </w:p>
-    <w:p>
-      <w:r>
-        <w:rPr>
-          <w:b/>
-          <w:color w:val="16324F"/>
-        </w:rPr>
-        <w:t>关键信息：</w:t>
-      </w:r>
-      <w:r>
-        <w:t>东兴证券：2026年第三季度营业收入为979165745.37元；东兴证券：前三季度归母净利润16.11亿元，同比增长0.75%；民生健康：2026年第三季度营业收入同比增长30.04%</w:t>
-      </w:r>
-    </w:p>
-    <w:p>
-      <w:r>
-        <w:rPr>
-          <w:b/>
-          <w:color w:val="16324F"/>
-        </w:rPr>
-        <w:t>市场影响：</w:t>
-      </w:r>
-      <w:r>
-        <w:t>关联板块代码：本簇未携带板块标签。（LLM 不可用，未生成研判，以上为检索与统计事实）</w:t>
-      </w:r>
-    </w:p>
-    <w:p>
-      <w:r>
-        <w:rPr>
-          <w:b/>
-          <w:color w:val="16324F"/>
-        </w:rPr>
-        <w:t>关注要点：</w:t>
-      </w:r>
-      <w:r>
-        <w:t>建议人工复核该事件的后续进展与板块联动。</w:t>
-      </w:r>
-    </w:p>
-    <w:p>
-      <w:r>
-        <w:rPr>
-          <w:color w:val="8A939E"/>
-          <w:sz w:val="17"/>
-        </w:rPr>
-        <w:t>引用：[1]东兴证券：2026年第三季度营业收入为9791657 / [2]东兴证券：前三季度归母净利润16.11亿元，同比增长 / [3]民生健康：2026年第三季度营业收入同比增长30.0 / [4]远东宏信第三季度营业收入及普通股股东应占溢利同比小幅</w:t>
-      </w:r>
-    </w:p>
-    <w:p>
-      <w:pPr>
-        <w:pStyle w:val="Heading2"/>
-      </w:pPr>
-      <w:r>
-        <w:t>长江流域维持阴雨模式 新一股较强冷空气携大风降温来袭</w:t>
-      </w:r>
-    </w:p>
-    <w:p>
-      <w:r>
-        <w:rPr>
-          <w:color w:val="8A939E"/>
-          <w:sz w:val="18"/>
-        </w:rPr>
-        <w:t>热度 0.561（高热）· 4 篇 / 2 家媒体 · 综合</w:t>
-      </w:r>
-    </w:p>
-    <w:p>
-      <w:r>
-        <w:rPr>
-          <w:b/>
-          <w:color w:val="16324F"/>
-        </w:rPr>
-        <w:t>事件概述：</w:t>
-      </w:r>
-      <w:r>
-        <w:t>「长江流域维持阴雨模式 新一股较强冷空气携大风降温来袭」由 4 篇报道聚合而成，覆盖 2 家媒体，热度 0.561（高热），所属板块类目：综合。</w:t>
-      </w:r>
-    </w:p>
-    <w:p>
-      <w:r>
-        <w:rPr>
-          <w:b/>
-          <w:color w:val="16324F"/>
-        </w:rPr>
-        <w:t>关键信息：</w:t>
-      </w:r>
-      <w:r>
-        <w:t>长江流域维持阴雨模式 新一股较强冷空气携大风降温来袭；南方多地暴雨持续 中东部将有大风降温；呼和浩特将迎大风降温、雨夹雪天气</w:t>
-      </w:r>
-    </w:p>
-    <w:p>
-      <w:r>
-        <w:rPr>
-          <w:b/>
-          <w:color w:val="16324F"/>
-        </w:rPr>
-        <w:t>市场影响：</w:t>
-      </w:r>
-      <w:r>
-        <w:t>关联板块代码：本簇未携带板块标签。（LLM 不可用，未生成研判，以上为检索与统计事实）</w:t>
-      </w:r>
-    </w:p>
-    <w:p>
-      <w:r>
-        <w:rPr>
-          <w:b/>
-          <w:color w:val="16324F"/>
-        </w:rPr>
-        <w:t>关注要点：</w:t>
-      </w:r>
-      <w:r>
-        <w:t>建议人工复核该事件的后续进展与板块联动。</w:t>
-      </w:r>
-    </w:p>
-    <w:p>
-      <w:r>
-        <w:rPr>
-          <w:color w:val="8A939E"/>
-          <w:sz w:val="17"/>
-        </w:rPr>
-        <w:t>引用：[1]长江流域维持阴雨模式 新一股较强冷空气携大风降温来袭 / [2]南方多地暴雨持续 中东部将有大风降温 / [3]呼和浩特将迎大风降温、雨夹雪天气 / [4]新一股冷空气“发货”，广西局地降温8℃以上</w:t>
-      </w:r>
-    </w:p>
-    <w:p>
-      <w:pPr>
         <w:pStyle w:val="Heading1"/>
       </w:pPr>
       <w:r>
@@ -1127,7 +1127,7 @@
         <w:pStyle w:val="ListBullet"/>
       </w:pPr>
       <w:r>
-        <w:t>采集：6 家媒体公开接口，累计入库 15,824 条</w:t>
+        <w:t>采集：6 家媒体公开接口，累计入库 16,108 条</w:t>
       </w:r>
     </w:p>
     <w:p>
@@ -1135,7 +1135,7 @@
         <w:pStyle w:val="ListBullet"/>
       </w:pPr>
       <w:r>
-        <w:t>三层去重：1,699 → 1,442 条（精确132/SimHash11/语义114）</w:t>
+        <w:t>三层去重：1,940 → 1,694 条（精确108/SimHash9/语义129）</w:t>
       </w:r>
     </w:p>
     <w:p>
